--- a/cases/周杰伦北京站龙拳文创全案策划书（修订版）.docx
+++ b/cases/周杰伦北京站龙拳文创全案策划书（修订版）.docx
@@ -104,12 +104,6 @@
         <w:gridCol w:w="2990"/>
       </w:tblGrid>
       <w:tr>
-        <w:tblPrEx>
-          <w:tblCellMar>
-            <w:top w:w="0" w:type="dxa"/>
-            <w:bottom w:w="0" w:type="dxa"/>
-          </w:tblCellMar>
-        </w:tblPrEx>
         <w:tc>
           <w:tcPr>
             <w:tcW w:w="2988" w:type="dxa"/>
@@ -431,12 +425,6 @@
         <w:gridCol w:w="6560"/>
       </w:tblGrid>
       <w:tr>
-        <w:tblPrEx>
-          <w:tblCellMar>
-            <w:top w:w="0" w:type="dxa"/>
-            <w:bottom w:w="0" w:type="dxa"/>
-          </w:tblCellMar>
-        </w:tblPrEx>
         <w:tc>
           <w:tcPr>
             <w:tcW w:w="2800" w:type="dxa"/>
@@ -498,12 +486,6 @@
         </w:tc>
       </w:tr>
       <w:tr>
-        <w:tblPrEx>
-          <w:tblCellMar>
-            <w:top w:w="0" w:type="dxa"/>
-            <w:bottom w:w="0" w:type="dxa"/>
-          </w:tblCellMar>
-        </w:tblPrEx>
         <w:tc>
           <w:tcPr>
             <w:tcW w:w="2800" w:type="dxa"/>
@@ -565,12 +547,6 @@
         </w:tc>
       </w:tr>
       <w:tr>
-        <w:tblPrEx>
-          <w:tblCellMar>
-            <w:top w:w="0" w:type="dxa"/>
-            <w:bottom w:w="0" w:type="dxa"/>
-          </w:tblCellMar>
-        </w:tblPrEx>
         <w:tc>
           <w:tcPr>
             <w:tcW w:w="2800" w:type="dxa"/>
@@ -632,12 +608,6 @@
         </w:tc>
       </w:tr>
       <w:tr>
-        <w:tblPrEx>
-          <w:tblCellMar>
-            <w:top w:w="0" w:type="dxa"/>
-            <w:bottom w:w="0" w:type="dxa"/>
-          </w:tblCellMar>
-        </w:tblPrEx>
         <w:tc>
           <w:tcPr>
             <w:tcW w:w="2800" w:type="dxa"/>
@@ -699,12 +669,6 @@
         </w:tc>
       </w:tr>
       <w:tr>
-        <w:tblPrEx>
-          <w:tblCellMar>
-            <w:top w:w="0" w:type="dxa"/>
-            <w:bottom w:w="0" w:type="dxa"/>
-          </w:tblCellMar>
-        </w:tblPrEx>
         <w:tc>
           <w:tcPr>
             <w:tcW w:w="2800" w:type="dxa"/>
@@ -766,12 +730,6 @@
         </w:tc>
       </w:tr>
       <w:tr>
-        <w:tblPrEx>
-          <w:tblCellMar>
-            <w:top w:w="0" w:type="dxa"/>
-            <w:bottom w:w="0" w:type="dxa"/>
-          </w:tblCellMar>
-        </w:tblPrEx>
         <w:tc>
           <w:tcPr>
             <w:tcW w:w="2800" w:type="dxa"/>
@@ -833,12 +791,6 @@
         </w:tc>
       </w:tr>
       <w:tr>
-        <w:tblPrEx>
-          <w:tblCellMar>
-            <w:top w:w="0" w:type="dxa"/>
-            <w:bottom w:w="0" w:type="dxa"/>
-          </w:tblCellMar>
-        </w:tblPrEx>
         <w:tc>
           <w:tcPr>
             <w:tcW w:w="2800" w:type="dxa"/>
@@ -900,12 +852,6 @@
         </w:tc>
       </w:tr>
       <w:tr>
-        <w:tblPrEx>
-          <w:tblCellMar>
-            <w:top w:w="0" w:type="dxa"/>
-            <w:bottom w:w="0" w:type="dxa"/>
-          </w:tblCellMar>
-        </w:tblPrEx>
         <w:tc>
           <w:tcPr>
             <w:tcW w:w="2800" w:type="dxa"/>
@@ -967,12 +913,6 @@
         </w:tc>
       </w:tr>
       <w:tr>
-        <w:tblPrEx>
-          <w:tblCellMar>
-            <w:top w:w="0" w:type="dxa"/>
-            <w:bottom w:w="0" w:type="dxa"/>
-          </w:tblCellMar>
-        </w:tblPrEx>
         <w:tc>
           <w:tcPr>
             <w:tcW w:w="2800" w:type="dxa"/>
@@ -1042,9 +982,60 @@
     <w:p>
       <w:pPr>
         <w:pStyle w:val="Heading2"/>
+        <w:rPr>
+          <w:rFonts w:eastAsiaTheme="minorEastAsia"/>
+        </w:rPr>
       </w:pPr>
       <w:r>
         <w:t>粉丝主流审美权重</w:t>
+      </w:r>
+    </w:p>
+    <w:p>
+      <w:pPr>
+        <w:pStyle w:val="Heading2"/>
+        <w:rPr>
+          <w:rFonts w:eastAsiaTheme="minorEastAsia" w:hint="eastAsia"/>
+        </w:rPr>
+      </w:pPr>
+      <w:r>
+        <w:rPr>
+          <w:rFonts w:eastAsiaTheme="minorEastAsia"/>
+        </w:rPr>
+        <w:drawing>
+          <wp:inline distT="0" distB="0" distL="0" distR="0" wp14:anchorId="6B9784F8" wp14:editId="435FE23D">
+            <wp:extent cx="5883910" cy="1651635"/>
+            <wp:effectExtent l="0" t="0" r="2540" b="5715"/>
+            <wp:docPr id="1655516843" name="Picture 1"/>
+            <wp:cNvGraphicFramePr>
+              <a:graphicFrameLocks xmlns:a="http://schemas.openxmlformats.org/drawingml/2006/main" noChangeAspect="1"/>
+            </wp:cNvGraphicFramePr>
+            <a:graphic xmlns:a="http://schemas.openxmlformats.org/drawingml/2006/main">
+              <a:graphicData uri="http://schemas.openxmlformats.org/drawingml/2006/picture">
+                <pic:pic xmlns:pic="http://schemas.openxmlformats.org/drawingml/2006/picture">
+                  <pic:nvPicPr>
+                    <pic:cNvPr id="1655516843" name=""/>
+                    <pic:cNvPicPr/>
+                  </pic:nvPicPr>
+                  <pic:blipFill>
+                    <a:blip r:embed="rId7"/>
+                    <a:stretch>
+                      <a:fillRect/>
+                    </a:stretch>
+                  </pic:blipFill>
+                  <pic:spPr>
+                    <a:xfrm>
+                      <a:off x="0" y="0"/>
+                      <a:ext cx="5883910" cy="1651635"/>
+                    </a:xfrm>
+                    <a:prstGeom prst="rect">
+                      <a:avLst/>
+                    </a:prstGeom>
+                  </pic:spPr>
+                </pic:pic>
+              </a:graphicData>
+            </a:graphic>
+          </wp:inline>
+        </w:drawing>
       </w:r>
     </w:p>
     <w:p>
@@ -1155,6 +1146,9 @@
     <w:p>
       <w:pPr>
         <w:spacing w:before="50" w:after="50"/>
+        <w:rPr>
+          <w:rFonts w:hint="eastAsia"/>
+        </w:rPr>
       </w:pPr>
       <w:r>
         <w:rPr>
@@ -1290,6 +1284,7 @@
         <w:rPr>
           <w:rFonts w:eastAsia="Arial"/>
         </w:rPr>
+        <w:lastRenderedPageBreak/>
         <w:t>廉价国潮风的「龙」——龙纹必须走「细线·写意·现代感」路线，禁止大红喜庆、庙会感、土味国潮</w:t>
       </w:r>
     </w:p>
@@ -1396,12 +1391,6 @@
         <w:gridCol w:w="6560"/>
       </w:tblGrid>
       <w:tr>
-        <w:tblPrEx>
-          <w:tblCellMar>
-            <w:top w:w="0" w:type="dxa"/>
-            <w:bottom w:w="0" w:type="dxa"/>
-          </w:tblCellMar>
-        </w:tblPrEx>
         <w:tc>
           <w:tcPr>
             <w:tcW w:w="2800" w:type="dxa"/>
@@ -1463,12 +1452,6 @@
         </w:tc>
       </w:tr>
       <w:tr>
-        <w:tblPrEx>
-          <w:tblCellMar>
-            <w:top w:w="0" w:type="dxa"/>
-            <w:bottom w:w="0" w:type="dxa"/>
-          </w:tblCellMar>
-        </w:tblPrEx>
         <w:tc>
           <w:tcPr>
             <w:tcW w:w="2800" w:type="dxa"/>
@@ -1530,12 +1513,6 @@
         </w:tc>
       </w:tr>
       <w:tr>
-        <w:tblPrEx>
-          <w:tblCellMar>
-            <w:top w:w="0" w:type="dxa"/>
-            <w:bottom w:w="0" w:type="dxa"/>
-          </w:tblCellMar>
-        </w:tblPrEx>
         <w:tc>
           <w:tcPr>
             <w:tcW w:w="2800" w:type="dxa"/>
@@ -1597,12 +1574,6 @@
         </w:tc>
       </w:tr>
       <w:tr>
-        <w:tblPrEx>
-          <w:tblCellMar>
-            <w:top w:w="0" w:type="dxa"/>
-            <w:bottom w:w="0" w:type="dxa"/>
-          </w:tblCellMar>
-        </w:tblPrEx>
         <w:tc>
           <w:tcPr>
             <w:tcW w:w="2800" w:type="dxa"/>
@@ -1664,12 +1635,6 @@
         </w:tc>
       </w:tr>
       <w:tr>
-        <w:tblPrEx>
-          <w:tblCellMar>
-            <w:top w:w="0" w:type="dxa"/>
-            <w:bottom w:w="0" w:type="dxa"/>
-          </w:tblCellMar>
-        </w:tblPrEx>
         <w:tc>
           <w:tcPr>
             <w:tcW w:w="2800" w:type="dxa"/>
@@ -1731,12 +1696,6 @@
         </w:tc>
       </w:tr>
       <w:tr>
-        <w:tblPrEx>
-          <w:tblCellMar>
-            <w:top w:w="0" w:type="dxa"/>
-            <w:bottom w:w="0" w:type="dxa"/>
-          </w:tblCellMar>
-        </w:tblPrEx>
         <w:tc>
           <w:tcPr>
             <w:tcW w:w="2800" w:type="dxa"/>
@@ -1836,12 +1795,6 @@
         <w:gridCol w:w="2200"/>
       </w:tblGrid>
       <w:tr>
-        <w:tblPrEx>
-          <w:tblCellMar>
-            <w:top w:w="0" w:type="dxa"/>
-            <w:bottom w:w="0" w:type="dxa"/>
-          </w:tblCellMar>
-        </w:tblPrEx>
         <w:tc>
           <w:tcPr>
             <w:tcW w:w="1100" w:type="dxa"/>
@@ -1999,12 +1952,6 @@
         </w:tc>
       </w:tr>
       <w:tr>
-        <w:tblPrEx>
-          <w:tblCellMar>
-            <w:top w:w="0" w:type="dxa"/>
-            <w:bottom w:w="0" w:type="dxa"/>
-          </w:tblCellMar>
-        </w:tblPrEx>
         <w:tc>
           <w:tcPr>
             <w:tcW w:w="1100" w:type="dxa"/>
@@ -2147,12 +2094,6 @@
         </w:tc>
       </w:tr>
       <w:tr>
-        <w:tblPrEx>
-          <w:tblCellMar>
-            <w:top w:w="0" w:type="dxa"/>
-            <w:bottom w:w="0" w:type="dxa"/>
-          </w:tblCellMar>
-        </w:tblPrEx>
         <w:tc>
           <w:tcPr>
             <w:tcW w:w="1100" w:type="dxa"/>
@@ -2295,12 +2236,6 @@
         </w:tc>
       </w:tr>
       <w:tr>
-        <w:tblPrEx>
-          <w:tblCellMar>
-            <w:top w:w="0" w:type="dxa"/>
-            <w:bottom w:w="0" w:type="dxa"/>
-          </w:tblCellMar>
-        </w:tblPrEx>
         <w:tc>
           <w:tcPr>
             <w:tcW w:w="1100" w:type="dxa"/>
@@ -2443,12 +2378,6 @@
         </w:tc>
       </w:tr>
       <w:tr>
-        <w:tblPrEx>
-          <w:tblCellMar>
-            <w:top w:w="0" w:type="dxa"/>
-            <w:bottom w:w="0" w:type="dxa"/>
-          </w:tblCellMar>
-        </w:tblPrEx>
         <w:tc>
           <w:tcPr>
             <w:tcW w:w="1100" w:type="dxa"/>
@@ -2591,12 +2520,6 @@
         </w:tc>
       </w:tr>
       <w:tr>
-        <w:tblPrEx>
-          <w:tblCellMar>
-            <w:top w:w="0" w:type="dxa"/>
-            <w:bottom w:w="0" w:type="dxa"/>
-          </w:tblCellMar>
-        </w:tblPrEx>
         <w:tc>
           <w:tcPr>
             <w:tcW w:w="1100" w:type="dxa"/>
@@ -2740,6 +2663,59 @@
       </w:tr>
     </w:tbl>
     <w:p>
+      <w:r>
+        <w:rPr>
+          <w:noProof/>
+        </w:rPr>
+        <w:drawing>
+          <wp:inline distT="0" distB="0" distL="0" distR="0" wp14:anchorId="2B3821D5" wp14:editId="325301D5">
+            <wp:extent cx="5883910" cy="1427480"/>
+            <wp:effectExtent l="0" t="0" r="2540" b="1270"/>
+            <wp:docPr id="926760340" name="Picture 1"/>
+            <wp:cNvGraphicFramePr>
+              <a:graphicFrameLocks xmlns:a="http://schemas.openxmlformats.org/drawingml/2006/main" noChangeAspect="1"/>
+            </wp:cNvGraphicFramePr>
+            <a:graphic xmlns:a="http://schemas.openxmlformats.org/drawingml/2006/main">
+              <a:graphicData uri="http://schemas.openxmlformats.org/drawingml/2006/picture">
+                <pic:pic xmlns:pic="http://schemas.openxmlformats.org/drawingml/2006/picture">
+                  <pic:nvPicPr>
+                    <pic:cNvPr id="0" name="Picture 1"/>
+                    <pic:cNvPicPr>
+                      <a:picLocks noChangeAspect="1" noChangeArrowheads="1"/>
+                    </pic:cNvPicPr>
+                  </pic:nvPicPr>
+                  <pic:blipFill>
+                    <a:blip r:embed="rId8">
+                      <a:extLst>
+                        <a:ext uri="{28A0092B-C50C-407E-A947-70E740481C1C}">
+                          <a14:useLocalDpi xmlns:a14="http://schemas.microsoft.com/office/drawing/2010/main" val="0"/>
+                        </a:ext>
+                      </a:extLst>
+                    </a:blip>
+                    <a:srcRect/>
+                    <a:stretch>
+                      <a:fillRect/>
+                    </a:stretch>
+                  </pic:blipFill>
+                  <pic:spPr bwMode="auto">
+                    <a:xfrm>
+                      <a:off x="0" y="0"/>
+                      <a:ext cx="5883910" cy="1427480"/>
+                    </a:xfrm>
+                    <a:prstGeom prst="rect">
+                      <a:avLst/>
+                    </a:prstGeom>
+                    <a:noFill/>
+                    <a:ln>
+                      <a:noFill/>
+                    </a:ln>
+                  </pic:spPr>
+                </pic:pic>
+              </a:graphicData>
+            </a:graphic>
+          </wp:inline>
+        </w:drawing>
+      </w:r>
       <w:r>
         <w:br w:type="page"/>
       </w:r>
@@ -2787,12 +2763,6 @@
         <w:gridCol w:w="4966"/>
       </w:tblGrid>
       <w:tr>
-        <w:tblPrEx>
-          <w:tblCellMar>
-            <w:top w:w="0" w:type="dxa"/>
-            <w:bottom w:w="0" w:type="dxa"/>
-          </w:tblCellMar>
-        </w:tblPrEx>
         <w:tc>
           <w:tcPr>
             <w:tcW w:w="2600" w:type="dxa"/>
@@ -2888,12 +2858,6 @@
         </w:tc>
       </w:tr>
       <w:tr>
-        <w:tblPrEx>
-          <w:tblCellMar>
-            <w:top w:w="0" w:type="dxa"/>
-            <w:bottom w:w="0" w:type="dxa"/>
-          </w:tblCellMar>
-        </w:tblPrEx>
         <w:tc>
           <w:tcPr>
             <w:tcW w:w="2600" w:type="dxa"/>
@@ -2982,12 +2946,6 @@
         </w:tc>
       </w:tr>
       <w:tr>
-        <w:tblPrEx>
-          <w:tblCellMar>
-            <w:top w:w="0" w:type="dxa"/>
-            <w:bottom w:w="0" w:type="dxa"/>
-          </w:tblCellMar>
-        </w:tblPrEx>
         <w:tc>
           <w:tcPr>
             <w:tcW w:w="2600" w:type="dxa"/>
@@ -3076,12 +3034,6 @@
         </w:tc>
       </w:tr>
       <w:tr>
-        <w:tblPrEx>
-          <w:tblCellMar>
-            <w:top w:w="0" w:type="dxa"/>
-            <w:bottom w:w="0" w:type="dxa"/>
-          </w:tblCellMar>
-        </w:tblPrEx>
         <w:tc>
           <w:tcPr>
             <w:tcW w:w="2600" w:type="dxa"/>
@@ -3170,12 +3122,6 @@
         </w:tc>
       </w:tr>
       <w:tr>
-        <w:tblPrEx>
-          <w:tblCellMar>
-            <w:top w:w="0" w:type="dxa"/>
-            <w:bottom w:w="0" w:type="dxa"/>
-          </w:tblCellMar>
-        </w:tblPrEx>
         <w:tc>
           <w:tcPr>
             <w:tcW w:w="2600" w:type="dxa"/>
@@ -3264,12 +3210,6 @@
         </w:tc>
       </w:tr>
       <w:tr>
-        <w:tblPrEx>
-          <w:tblCellMar>
-            <w:top w:w="0" w:type="dxa"/>
-            <w:bottom w:w="0" w:type="dxa"/>
-          </w:tblCellMar>
-        </w:tblPrEx>
         <w:tc>
           <w:tcPr>
             <w:tcW w:w="2600" w:type="dxa"/>
@@ -3358,12 +3298,6 @@
         </w:tc>
       </w:tr>
       <w:tr>
-        <w:tblPrEx>
-          <w:tblCellMar>
-            <w:top w:w="0" w:type="dxa"/>
-            <w:bottom w:w="0" w:type="dxa"/>
-          </w:tblCellMar>
-        </w:tblPrEx>
         <w:tc>
           <w:tcPr>
             <w:tcW w:w="2600" w:type="dxa"/>
@@ -3455,12 +3389,6 @@
         </w:tc>
       </w:tr>
       <w:tr>
-        <w:tblPrEx>
-          <w:tblCellMar>
-            <w:top w:w="0" w:type="dxa"/>
-            <w:bottom w:w="0" w:type="dxa"/>
-          </w:tblCellMar>
-        </w:tblPrEx>
         <w:tc>
           <w:tcPr>
             <w:tcW w:w="2600" w:type="dxa"/>
@@ -3555,7 +3483,63 @@
     <w:p>
       <w:pPr>
         <w:spacing w:before="200"/>
-      </w:pPr>
+        <w:rPr>
+          <w:lang w:val="en-SG"/>
+        </w:rPr>
+      </w:pPr>
+      <w:r>
+        <w:rPr>
+          <w:noProof/>
+        </w:rPr>
+        <w:drawing>
+          <wp:inline distT="0" distB="0" distL="0" distR="0" wp14:anchorId="3789D81D" wp14:editId="1D1FD761">
+            <wp:extent cx="5883910" cy="1483360"/>
+            <wp:effectExtent l="0" t="0" r="2540" b="2540"/>
+            <wp:docPr id="1584305055" name="Picture 2"/>
+            <wp:cNvGraphicFramePr>
+              <a:graphicFrameLocks xmlns:a="http://schemas.openxmlformats.org/drawingml/2006/main" noChangeAspect="1"/>
+            </wp:cNvGraphicFramePr>
+            <a:graphic xmlns:a="http://schemas.openxmlformats.org/drawingml/2006/main">
+              <a:graphicData uri="http://schemas.openxmlformats.org/drawingml/2006/picture">
+                <pic:pic xmlns:pic="http://schemas.openxmlformats.org/drawingml/2006/picture">
+                  <pic:nvPicPr>
+                    <pic:cNvPr id="0" name="Picture 2"/>
+                    <pic:cNvPicPr>
+                      <a:picLocks noChangeAspect="1" noChangeArrowheads="1"/>
+                    </pic:cNvPicPr>
+                  </pic:nvPicPr>
+                  <pic:blipFill>
+                    <a:blip r:embed="rId9">
+                      <a:extLst>
+                        <a:ext uri="{28A0092B-C50C-407E-A947-70E740481C1C}">
+                          <a14:useLocalDpi xmlns:a14="http://schemas.microsoft.com/office/drawing/2010/main" val="0"/>
+                        </a:ext>
+                      </a:extLst>
+                    </a:blip>
+                    <a:srcRect/>
+                    <a:stretch>
+                      <a:fillRect/>
+                    </a:stretch>
+                  </pic:blipFill>
+                  <pic:spPr bwMode="auto">
+                    <a:xfrm>
+                      <a:off x="0" y="0"/>
+                      <a:ext cx="5883910" cy="1483360"/>
+                    </a:xfrm>
+                    <a:prstGeom prst="rect">
+                      <a:avLst/>
+                    </a:prstGeom>
+                    <a:noFill/>
+                    <a:ln>
+                      <a:noFill/>
+                    </a:ln>
+                  </pic:spPr>
+                </pic:pic>
+              </a:graphicData>
+            </a:graphic>
+          </wp:inline>
+        </w:drawing>
+      </w:r>
     </w:p>
     <w:p>
       <w:pPr>
@@ -3782,12 +3766,6 @@
         <w:gridCol w:w="5366"/>
       </w:tblGrid>
       <w:tr>
-        <w:tblPrEx>
-          <w:tblCellMar>
-            <w:top w:w="0" w:type="dxa"/>
-            <w:bottom w:w="0" w:type="dxa"/>
-          </w:tblCellMar>
-        </w:tblPrEx>
         <w:tc>
           <w:tcPr>
             <w:tcW w:w="400" w:type="dxa"/>
@@ -3914,12 +3892,6 @@
         </w:tc>
       </w:tr>
       <w:tr>
-        <w:tblPrEx>
-          <w:tblCellMar>
-            <w:top w:w="0" w:type="dxa"/>
-            <w:bottom w:w="0" w:type="dxa"/>
-          </w:tblCellMar>
-        </w:tblPrEx>
         <w:tc>
           <w:tcPr>
             <w:tcW w:w="400" w:type="dxa"/>
@@ -4037,12 +4009,6 @@
         </w:tc>
       </w:tr>
       <w:tr>
-        <w:tblPrEx>
-          <w:tblCellMar>
-            <w:top w:w="0" w:type="dxa"/>
-            <w:bottom w:w="0" w:type="dxa"/>
-          </w:tblCellMar>
-        </w:tblPrEx>
         <w:tc>
           <w:tcPr>
             <w:tcW w:w="400" w:type="dxa"/>
@@ -4160,12 +4126,6 @@
         </w:tc>
       </w:tr>
       <w:tr>
-        <w:tblPrEx>
-          <w:tblCellMar>
-            <w:top w:w="0" w:type="dxa"/>
-            <w:bottom w:w="0" w:type="dxa"/>
-          </w:tblCellMar>
-        </w:tblPrEx>
         <w:tc>
           <w:tcPr>
             <w:tcW w:w="400" w:type="dxa"/>
@@ -4283,12 +4243,6 @@
         </w:tc>
       </w:tr>
       <w:tr>
-        <w:tblPrEx>
-          <w:tblCellMar>
-            <w:top w:w="0" w:type="dxa"/>
-            <w:bottom w:w="0" w:type="dxa"/>
-          </w:tblCellMar>
-        </w:tblPrEx>
         <w:tc>
           <w:tcPr>
             <w:tcW w:w="400" w:type="dxa"/>
@@ -4406,12 +4360,6 @@
         </w:tc>
       </w:tr>
       <w:tr>
-        <w:tblPrEx>
-          <w:tblCellMar>
-            <w:top w:w="0" w:type="dxa"/>
-            <w:bottom w:w="0" w:type="dxa"/>
-          </w:tblCellMar>
-        </w:tblPrEx>
         <w:tc>
           <w:tcPr>
             <w:tcW w:w="400" w:type="dxa"/>
@@ -4641,12 +4589,6 @@
         <w:gridCol w:w="1276"/>
       </w:tblGrid>
       <w:tr>
-        <w:tblPrEx>
-          <w:tblCellMar>
-            <w:top w:w="0" w:type="dxa"/>
-            <w:bottom w:w="0" w:type="dxa"/>
-          </w:tblCellMar>
-        </w:tblPrEx>
         <w:trPr>
           <w:tblHeader/>
         </w:trPr>
@@ -4856,12 +4798,6 @@
         </w:tc>
       </w:tr>
       <w:tr>
-        <w:tblPrEx>
-          <w:tblCellMar>
-            <w:top w:w="0" w:type="dxa"/>
-            <w:bottom w:w="0" w:type="dxa"/>
-          </w:tblCellMar>
-        </w:tblPrEx>
         <w:tc>
           <w:tcPr>
             <w:tcW w:w="2551" w:type="dxa"/>
@@ -5063,12 +4999,6 @@
         </w:tc>
       </w:tr>
       <w:tr>
-        <w:tblPrEx>
-          <w:tblCellMar>
-            <w:top w:w="0" w:type="dxa"/>
-            <w:bottom w:w="0" w:type="dxa"/>
-          </w:tblCellMar>
-        </w:tblPrEx>
         <w:tc>
           <w:tcPr>
             <w:tcW w:w="2551" w:type="dxa"/>
@@ -5270,12 +5200,6 @@
         </w:tc>
       </w:tr>
       <w:tr>
-        <w:tblPrEx>
-          <w:tblCellMar>
-            <w:top w:w="0" w:type="dxa"/>
-            <w:bottom w:w="0" w:type="dxa"/>
-          </w:tblCellMar>
-        </w:tblPrEx>
         <w:tc>
           <w:tcPr>
             <w:tcW w:w="2551" w:type="dxa"/>
@@ -5477,12 +5401,6 @@
         </w:tc>
       </w:tr>
       <w:tr>
-        <w:tblPrEx>
-          <w:tblCellMar>
-            <w:top w:w="0" w:type="dxa"/>
-            <w:bottom w:w="0" w:type="dxa"/>
-          </w:tblCellMar>
-        </w:tblPrEx>
         <w:tc>
           <w:tcPr>
             <w:tcW w:w="2551" w:type="dxa"/>
@@ -5684,12 +5602,6 @@
         </w:tc>
       </w:tr>
       <w:tr>
-        <w:tblPrEx>
-          <w:tblCellMar>
-            <w:top w:w="0" w:type="dxa"/>
-            <w:bottom w:w="0" w:type="dxa"/>
-          </w:tblCellMar>
-        </w:tblPrEx>
         <w:tc>
           <w:tcPr>
             <w:tcW w:w="2551" w:type="dxa"/>
@@ -5891,12 +5803,6 @@
         </w:tc>
       </w:tr>
       <w:tr>
-        <w:tblPrEx>
-          <w:tblCellMar>
-            <w:top w:w="0" w:type="dxa"/>
-            <w:bottom w:w="0" w:type="dxa"/>
-          </w:tblCellMar>
-        </w:tblPrEx>
         <w:tc>
           <w:tcPr>
             <w:tcW w:w="2551" w:type="dxa"/>
@@ -6098,12 +6004,6 @@
         </w:tc>
       </w:tr>
       <w:tr>
-        <w:tblPrEx>
-          <w:tblCellMar>
-            <w:top w:w="0" w:type="dxa"/>
-            <w:bottom w:w="0" w:type="dxa"/>
-          </w:tblCellMar>
-        </w:tblPrEx>
         <w:tc>
           <w:tcPr>
             <w:tcW w:w="2551" w:type="dxa"/>
@@ -6305,12 +6205,6 @@
         </w:tc>
       </w:tr>
       <w:tr>
-        <w:tblPrEx>
-          <w:tblCellMar>
-            <w:top w:w="0" w:type="dxa"/>
-            <w:bottom w:w="0" w:type="dxa"/>
-          </w:tblCellMar>
-        </w:tblPrEx>
         <w:tc>
           <w:tcPr>
             <w:tcW w:w="2551" w:type="dxa"/>
@@ -6512,12 +6406,6 @@
         </w:tc>
       </w:tr>
       <w:tr>
-        <w:tblPrEx>
-          <w:tblCellMar>
-            <w:top w:w="0" w:type="dxa"/>
-            <w:bottom w:w="0" w:type="dxa"/>
-          </w:tblCellMar>
-        </w:tblPrEx>
         <w:tc>
           <w:tcPr>
             <w:tcW w:w="2551" w:type="dxa"/>
@@ -6719,12 +6607,6 @@
         </w:tc>
       </w:tr>
       <w:tr>
-        <w:tblPrEx>
-          <w:tblCellMar>
-            <w:top w:w="0" w:type="dxa"/>
-            <w:bottom w:w="0" w:type="dxa"/>
-          </w:tblCellMar>
-        </w:tblPrEx>
         <w:tc>
           <w:tcPr>
             <w:tcW w:w="2551" w:type="dxa"/>
@@ -6926,12 +6808,6 @@
         </w:tc>
       </w:tr>
       <w:tr>
-        <w:tblPrEx>
-          <w:tblCellMar>
-            <w:top w:w="0" w:type="dxa"/>
-            <w:bottom w:w="0" w:type="dxa"/>
-          </w:tblCellMar>
-        </w:tblPrEx>
         <w:tc>
           <w:tcPr>
             <w:tcW w:w="2551" w:type="dxa"/>
@@ -7133,12 +7009,6 @@
         </w:tc>
       </w:tr>
       <w:tr>
-        <w:tblPrEx>
-          <w:tblCellMar>
-            <w:top w:w="0" w:type="dxa"/>
-            <w:bottom w:w="0" w:type="dxa"/>
-          </w:tblCellMar>
-        </w:tblPrEx>
         <w:tc>
           <w:tcPr>
             <w:tcW w:w="2551" w:type="dxa"/>
@@ -7625,12 +7495,6 @@
         <w:gridCol w:w="4766"/>
       </w:tblGrid>
       <w:tr>
-        <w:tblPrEx>
-          <w:tblCellMar>
-            <w:top w:w="0" w:type="dxa"/>
-            <w:bottom w:w="0" w:type="dxa"/>
-          </w:tblCellMar>
-        </w:tblPrEx>
         <w:tc>
           <w:tcPr>
             <w:tcW w:w="2200" w:type="dxa"/>
@@ -7726,12 +7590,6 @@
         </w:tc>
       </w:tr>
       <w:tr>
-        <w:tblPrEx>
-          <w:tblCellMar>
-            <w:top w:w="0" w:type="dxa"/>
-            <w:bottom w:w="0" w:type="dxa"/>
-          </w:tblCellMar>
-        </w:tblPrEx>
         <w:tc>
           <w:tcPr>
             <w:tcW w:w="2200" w:type="dxa"/>
@@ -7821,12 +7679,6 @@
         </w:tc>
       </w:tr>
       <w:tr>
-        <w:tblPrEx>
-          <w:tblCellMar>
-            <w:top w:w="0" w:type="dxa"/>
-            <w:bottom w:w="0" w:type="dxa"/>
-          </w:tblCellMar>
-        </w:tblPrEx>
         <w:tc>
           <w:tcPr>
             <w:tcW w:w="2200" w:type="dxa"/>
@@ -7916,12 +7768,6 @@
         </w:tc>
       </w:tr>
       <w:tr>
-        <w:tblPrEx>
-          <w:tblCellMar>
-            <w:top w:w="0" w:type="dxa"/>
-            <w:bottom w:w="0" w:type="dxa"/>
-          </w:tblCellMar>
-        </w:tblPrEx>
         <w:tc>
           <w:tcPr>
             <w:tcW w:w="2200" w:type="dxa"/>
@@ -8011,12 +7857,6 @@
         </w:tc>
       </w:tr>
       <w:tr>
-        <w:tblPrEx>
-          <w:tblCellMar>
-            <w:top w:w="0" w:type="dxa"/>
-            <w:bottom w:w="0" w:type="dxa"/>
-          </w:tblCellMar>
-        </w:tblPrEx>
         <w:tc>
           <w:tcPr>
             <w:tcW w:w="2200" w:type="dxa"/>
@@ -8161,12 +8001,6 @@
         <w:gridCol w:w="6966"/>
       </w:tblGrid>
       <w:tr>
-        <w:tblPrEx>
-          <w:tblCellMar>
-            <w:top w:w="0" w:type="dxa"/>
-            <w:bottom w:w="0" w:type="dxa"/>
-          </w:tblCellMar>
-        </w:tblPrEx>
         <w:tc>
           <w:tcPr>
             <w:tcW w:w="2000" w:type="dxa"/>
@@ -8227,12 +8061,6 @@
         </w:tc>
       </w:tr>
       <w:tr>
-        <w:tblPrEx>
-          <w:tblCellMar>
-            <w:top w:w="0" w:type="dxa"/>
-            <w:bottom w:w="0" w:type="dxa"/>
-          </w:tblCellMar>
-        </w:tblPrEx>
         <w:tc>
           <w:tcPr>
             <w:tcW w:w="2000" w:type="dxa"/>
@@ -8293,12 +8121,6 @@
         </w:tc>
       </w:tr>
       <w:tr>
-        <w:tblPrEx>
-          <w:tblCellMar>
-            <w:top w:w="0" w:type="dxa"/>
-            <w:bottom w:w="0" w:type="dxa"/>
-          </w:tblCellMar>
-        </w:tblPrEx>
         <w:tc>
           <w:tcPr>
             <w:tcW w:w="2000" w:type="dxa"/>
@@ -8359,12 +8181,6 @@
         </w:tc>
       </w:tr>
       <w:tr>
-        <w:tblPrEx>
-          <w:tblCellMar>
-            <w:top w:w="0" w:type="dxa"/>
-            <w:bottom w:w="0" w:type="dxa"/>
-          </w:tblCellMar>
-        </w:tblPrEx>
         <w:tc>
           <w:tcPr>
             <w:tcW w:w="2000" w:type="dxa"/>
@@ -8425,12 +8241,6 @@
         </w:tc>
       </w:tr>
       <w:tr>
-        <w:tblPrEx>
-          <w:tblCellMar>
-            <w:top w:w="0" w:type="dxa"/>
-            <w:bottom w:w="0" w:type="dxa"/>
-          </w:tblCellMar>
-        </w:tblPrEx>
         <w:tc>
           <w:tcPr>
             <w:tcW w:w="2000" w:type="dxa"/>
@@ -8491,12 +8301,6 @@
         </w:tc>
       </w:tr>
       <w:tr>
-        <w:tblPrEx>
-          <w:tblCellMar>
-            <w:top w:w="0" w:type="dxa"/>
-            <w:bottom w:w="0" w:type="dxa"/>
-          </w:tblCellMar>
-        </w:tblPrEx>
         <w:tc>
           <w:tcPr>
             <w:tcW w:w="2000" w:type="dxa"/>
@@ -8557,12 +8361,6 @@
         </w:tc>
       </w:tr>
       <w:tr>
-        <w:tblPrEx>
-          <w:tblCellMar>
-            <w:top w:w="0" w:type="dxa"/>
-            <w:bottom w:w="0" w:type="dxa"/>
-          </w:tblCellMar>
-        </w:tblPrEx>
         <w:tc>
           <w:tcPr>
             <w:tcW w:w="2000" w:type="dxa"/>
@@ -8625,12 +8423,6 @@
         </w:tc>
       </w:tr>
       <w:tr>
-        <w:tblPrEx>
-          <w:tblCellMar>
-            <w:top w:w="0" w:type="dxa"/>
-            <w:bottom w:w="0" w:type="dxa"/>
-          </w:tblCellMar>
-        </w:tblPrEx>
         <w:tc>
           <w:tcPr>
             <w:tcW w:w="2000" w:type="dxa"/>
@@ -8693,12 +8485,6 @@
         </w:tc>
       </w:tr>
       <w:tr>
-        <w:tblPrEx>
-          <w:tblCellMar>
-            <w:top w:w="0" w:type="dxa"/>
-            <w:bottom w:w="0" w:type="dxa"/>
-          </w:tblCellMar>
-        </w:tblPrEx>
         <w:tc>
           <w:tcPr>
             <w:tcW w:w="2000" w:type="dxa"/>
@@ -8967,12 +8753,6 @@
         <w:gridCol w:w="6966"/>
       </w:tblGrid>
       <w:tr>
-        <w:tblPrEx>
-          <w:tblCellMar>
-            <w:top w:w="0" w:type="dxa"/>
-            <w:bottom w:w="0" w:type="dxa"/>
-          </w:tblCellMar>
-        </w:tblPrEx>
         <w:tc>
           <w:tcPr>
             <w:tcW w:w="2000" w:type="dxa"/>
@@ -9037,12 +8817,6 @@
         </w:tc>
       </w:tr>
       <w:tr>
-        <w:tblPrEx>
-          <w:tblCellMar>
-            <w:top w:w="0" w:type="dxa"/>
-            <w:bottom w:w="0" w:type="dxa"/>
-          </w:tblCellMar>
-        </w:tblPrEx>
         <w:tc>
           <w:tcPr>
             <w:tcW w:w="2000" w:type="dxa"/>
@@ -9103,12 +8877,6 @@
         </w:tc>
       </w:tr>
       <w:tr>
-        <w:tblPrEx>
-          <w:tblCellMar>
-            <w:top w:w="0" w:type="dxa"/>
-            <w:bottom w:w="0" w:type="dxa"/>
-          </w:tblCellMar>
-        </w:tblPrEx>
         <w:tc>
           <w:tcPr>
             <w:tcW w:w="2000" w:type="dxa"/>
@@ -9169,12 +8937,6 @@
         </w:tc>
       </w:tr>
       <w:tr>
-        <w:tblPrEx>
-          <w:tblCellMar>
-            <w:top w:w="0" w:type="dxa"/>
-            <w:bottom w:w="0" w:type="dxa"/>
-          </w:tblCellMar>
-        </w:tblPrEx>
         <w:tc>
           <w:tcPr>
             <w:tcW w:w="2000" w:type="dxa"/>
@@ -9235,12 +8997,6 @@
         </w:tc>
       </w:tr>
       <w:tr>
-        <w:tblPrEx>
-          <w:tblCellMar>
-            <w:top w:w="0" w:type="dxa"/>
-            <w:bottom w:w="0" w:type="dxa"/>
-          </w:tblCellMar>
-        </w:tblPrEx>
         <w:tc>
           <w:tcPr>
             <w:tcW w:w="2000" w:type="dxa"/>
@@ -9301,12 +9057,6 @@
         </w:tc>
       </w:tr>
       <w:tr>
-        <w:tblPrEx>
-          <w:tblCellMar>
-            <w:top w:w="0" w:type="dxa"/>
-            <w:bottom w:w="0" w:type="dxa"/>
-          </w:tblCellMar>
-        </w:tblPrEx>
         <w:tc>
           <w:tcPr>
             <w:tcW w:w="2000" w:type="dxa"/>
@@ -9367,12 +9117,6 @@
         </w:tc>
       </w:tr>
       <w:tr>
-        <w:tblPrEx>
-          <w:tblCellMar>
-            <w:top w:w="0" w:type="dxa"/>
-            <w:bottom w:w="0" w:type="dxa"/>
-          </w:tblCellMar>
-        </w:tblPrEx>
         <w:tc>
           <w:tcPr>
             <w:tcW w:w="2000" w:type="dxa"/>
@@ -9434,12 +9178,6 @@
         </w:tc>
       </w:tr>
       <w:tr>
-        <w:tblPrEx>
-          <w:tblCellMar>
-            <w:top w:w="0" w:type="dxa"/>
-            <w:bottom w:w="0" w:type="dxa"/>
-          </w:tblCellMar>
-        </w:tblPrEx>
         <w:tc>
           <w:tcPr>
             <w:tcW w:w="2000" w:type="dxa"/>
@@ -9855,12 +9593,6 @@
         <w:gridCol w:w="4860"/>
       </w:tblGrid>
       <w:tr>
-        <w:tblPrEx>
-          <w:tblCellMar>
-            <w:top w:w="0" w:type="dxa"/>
-            <w:bottom w:w="0" w:type="dxa"/>
-          </w:tblCellMar>
-        </w:tblPrEx>
         <w:tc>
           <w:tcPr>
             <w:tcW w:w="900" w:type="dxa"/>
@@ -9956,12 +9688,6 @@
         </w:tc>
       </w:tr>
       <w:tr>
-        <w:tblPrEx>
-          <w:tblCellMar>
-            <w:top w:w="0" w:type="dxa"/>
-            <w:bottom w:w="0" w:type="dxa"/>
-          </w:tblCellMar>
-        </w:tblPrEx>
         <w:tc>
           <w:tcPr>
             <w:tcW w:w="900" w:type="dxa"/>
@@ -10057,12 +9783,6 @@
         </w:tc>
       </w:tr>
       <w:tr>
-        <w:tblPrEx>
-          <w:tblCellMar>
-            <w:top w:w="0" w:type="dxa"/>
-            <w:bottom w:w="0" w:type="dxa"/>
-          </w:tblCellMar>
-        </w:tblPrEx>
         <w:tc>
           <w:tcPr>
             <w:tcW w:w="900" w:type="dxa"/>
@@ -10158,12 +9878,6 @@
         </w:tc>
       </w:tr>
       <w:tr>
-        <w:tblPrEx>
-          <w:tblCellMar>
-            <w:top w:w="0" w:type="dxa"/>
-            <w:bottom w:w="0" w:type="dxa"/>
-          </w:tblCellMar>
-        </w:tblPrEx>
         <w:tc>
           <w:tcPr>
             <w:tcW w:w="900" w:type="dxa"/>
@@ -10259,12 +9973,6 @@
         </w:tc>
       </w:tr>
       <w:tr>
-        <w:tblPrEx>
-          <w:tblCellMar>
-            <w:top w:w="0" w:type="dxa"/>
-            <w:bottom w:w="0" w:type="dxa"/>
-          </w:tblCellMar>
-        </w:tblPrEx>
         <w:tc>
           <w:tcPr>
             <w:tcW w:w="900" w:type="dxa"/>
@@ -10360,12 +10068,6 @@
         </w:tc>
       </w:tr>
       <w:tr>
-        <w:tblPrEx>
-          <w:tblCellMar>
-            <w:top w:w="0" w:type="dxa"/>
-            <w:bottom w:w="0" w:type="dxa"/>
-          </w:tblCellMar>
-        </w:tblPrEx>
         <w:tc>
           <w:tcPr>
             <w:tcW w:w="900" w:type="dxa"/>
@@ -10461,12 +10163,6 @@
         </w:tc>
       </w:tr>
       <w:tr>
-        <w:tblPrEx>
-          <w:tblCellMar>
-            <w:top w:w="0" w:type="dxa"/>
-            <w:bottom w:w="0" w:type="dxa"/>
-          </w:tblCellMar>
-        </w:tblPrEx>
         <w:tc>
           <w:tcPr>
             <w:tcW w:w="900" w:type="dxa"/>
@@ -10782,8 +10478,8 @@
       </w:r>
     </w:p>
     <w:sectPr>
-      <w:headerReference w:type="default" r:id="rId7"/>
-      <w:footerReference w:type="default" r:id="rId8"/>
+      <w:headerReference w:type="default" r:id="rId10"/>
+      <w:footerReference w:type="default" r:id="rId11"/>
       <w:pgSz w:w="11906" w:h="16838"/>
       <w:pgMar w:top="1200" w:right="1200" w:bottom="1200" w:left="1440" w:header="708" w:footer="708" w:gutter="0"/>
       <w:cols w:space="720"/>
